--- a/example_articles/occupations/Unspecified/5.occupations_Unspecified_Other_publisher.docx
+++ b/example_articles/occupations/Unspecified/5.occupations_Unspecified_Other_publisher.docx
@@ -33,17 +33,17 @@
     </w:p>
     <w:p>
       <w:r>
-        <w:t>Source File: Other publishers/Files (500) (30).DOCX</w:t>
+        <w:t>Source file: Other publishers/Files (500) (30).DOCX</w:t>
       </w:r>
     </w:p>
     <w:p>
       <w:r>
-        <w:t>Raw locations result: ['NA']</w:t>
+        <w:t>Raw occupations result, 'occupations': ['NA']</w:t>
       </w:r>
     </w:p>
     <w:p>
       <w:r>
-        <w:t>occupations_stand_flat (Standardized): Unspecified</w:t>
+        <w:t>Standardized occupations result, 'occupations_stand_flat': Unspecified</w:t>
       </w:r>
     </w:p>
     <w:p>

--- a/example_articles/occupations/Unspecified/5.occupations_Unspecified_Other_publisher.docx
+++ b/example_articles/occupations/Unspecified/5.occupations_Unspecified_Other_publisher.docx
@@ -7,13 +7,9 @@
         <w:pStyle w:val="Heading1"/>
       </w:pPr>
       <w:r>
-        <w:t>'Middletown' is fed up;</w:t>
+        <w:t>Topic: SELLING BEER;</w:t>
         <w:br/>
-        <w:t>'People are tired of being stepped on';</w:t>
-        <w:br/>
-        <w:t>'This is like 1928, before Depression';</w:t>
-        <w:br/>
-        <w:t>A visit to Muncie, Ind.</w:t>
+        <w:t>Advertising doesn't promote alcohol abuse</w:t>
       </w:r>
     </w:p>
     <w:p>
@@ -23,17 +19,17 @@
     </w:p>
     <w:p>
       <w:r>
-        <w:t>Date: 1990-10-15</w:t>
+        <w:t>Date: 1990-07-09</w:t>
       </w:r>
     </w:p>
     <w:p>
       <w:r>
-        <w:t>Section: NEWS; Pg. 1A; Cover Story</w:t>
+        <w:t>Section: NEWS; Pg. 11A; Inquiry</w:t>
       </w:r>
     </w:p>
     <w:p>
       <w:r>
-        <w:t>Source file: Other publishers/Files (500) (30).DOCX</w:t>
+        <w:t>Source file: Other publishers/Files (500) (28).DOCX</w:t>
       </w:r>
     </w:p>
     <w:p>
@@ -55,119 +51,77 @@
     </w:p>
     <w:p>
       <w:r>
-        <w:t>For a taste of what ails the USA, pull up a stool to Frances May's lunch counter, around back of Haney's Pharmacy.</w:t>
-        <w:br/>
-        <w:t>''They're taxing the poor people to death and the price of gas is so high. It just isn't right,'' says Brenda Ferguson. ''People are tired of being stepped on. Tired to death.''</w:t>
-        <w:br/>
-        <w:t>An anger seems to be welling up across the land.</w:t>
-        <w:br/>
-        <w:t>Gas prices rise to new highs. The stock market falls. Crime is rampant. As many as 200,000 troops stand ready in the desert of Saudi Arabia. The same Congress that last year managed to agree on a fat pay raise now struggles to agree on a budget and keep the government open.</w:t>
-        <w:br/>
-        <w:t>In Muncie - long regarded as a window on Middle America - the outrage at all of this is as palpable as the chilly wind that blows the streets clean of fallen leaves.</w:t>
-        <w:br/>
-        <w:t>''We are fairly typical,'' says Ray Scheele, political science chairman at Ball State University in Muncie. ''There's an increasing frustration with Washington.''</w:t>
-        <w:br/>
-        <w:t>There is much to assail in Washington, D.C., especially when you live in a city where bedtime is 10 p.m. and $ 1.50 buys a hot lunch of ham, string beans and sweet potatoes.</w:t>
-        <w:br/>
-        <w:t>''To these people, Washington is on the other side of the moon,'' says sociologist Alan Caruba of the National Anxiety Center.</w:t>
-        <w:br/>
-        <w:t>The real numbers here are the ones that hit the pocketbook, not the ones over which Congress is wringing hands.</w:t>
-        <w:br/>
-        <w:t>- That oil is up to more than $ 40 a barrel (up from $ 17 earlier this summer) means far less to Muncie than paying $ 1.34 a gallon for unleaded gasoline at Hoosier Pete's.</w:t>
-        <w:br/>
-        <w:t>''Now they want to raise taxes on it,'' says Edna Kemmerer. Gasoline ''is like bread and milk for the working class.''</w:t>
-        <w:br/>
-        <w:t>- That the deficit is $ 293 billion is hard to grasp, but becomes very real when it translates into $ 12,500 in taxes for every man, woman and child in the USA.</w:t>
-        <w:br/>
-        <w:t>''The way things look right now, it's not going to get any better,'' says Millie Abram, 52, wife of the city's school superintendent Sam Abram.</w:t>
-        <w:br/>
-        <w:t>Raising taxes, she says, is ''something we're going to have to do. You don't like it, but you're going to have to do it.''</w:t>
-        <w:br/>
-        <w:t>- That the budget will be cut $ 50 billion this year sounds painless until seniors realize that Medicare premiums could double to $ 150 a year.</w:t>
-        <w:br/>
-        <w:t>''That has everybody upset,'' says Clyde Nicholson, president-elect of the Muncie chapter of the American Association of Retired People.</w:t>
-        <w:br/>
-        <w:t>But not everyone has it so bad.</w:t>
-        <w:br/>
-        <w:t>The city's largest industrial employer, the Ball Corp. - which made its reputation producing a U.S. staple, the glass canning jar - is trying to buy a European packaging firm that would triple Ball's size.</w:t>
-        <w:br/>
-        <w:t>Duane Emerson, a Ball vice president who opposes luxury taxes as bad for business, says Muncie's captains of commerce feel less threatened than do factory workers. But, ''I feel the country is threatened if we don't get these issues resolved.''</w:t>
-        <w:br/>
-        <w:t>James Abrams, a 44-year-old machine operator at an auto parts plant, is buying and restoring a huge five-bedroom Victorian house in the neighborhood where he grew up.</w:t>
-        <w:br/>
-        <w:t>''From where I stand, it's not so bad,'' says Abrams. ''But a lot of people aren't in the position I'm in. I'm working overtime and bring home some good money. If it was only 40 hours a week, well, I might notice a lot of things.''</w:t>
-        <w:br/>
-        <w:t>But beneath the veneer of pocketbook concerns is a deepening malaise that seems to be spreading.</w:t>
-        <w:br/>
-        <w:t>''There's an enormous amount of resentment out there,'' says Caruba. ''Americans aren't just upset, they're angry. They've come to the sad conclusion there is a vacuum of leadership in Washington.''</w:t>
-        <w:br/>
-        <w:t>Conventional wisdom in Muncie:</w:t>
-        <w:br/>
-        <w:t>- It's time to fish or cut bait in Saudi Arabia.</w:t>
-        <w:br/>
-        <w:t>''Peace in the Middle East is gone,'' says Joe Turner, the city police department's traffic sergeant. ''We might as well start shooting and get it over.''</w:t>
-        <w:br/>
-        <w:t>- The economy is about to head for the dumper.</w:t>
-        <w:br/>
-        <w:t>''This is like '28, before the Depression,'' says Martha Barlow, 75, a life-long resident of Muncie. ''Something's got to crack. We can't get much higher.''</w:t>
-        <w:br/>
-        <w:t>- The haggling over the budget is not nearly as bad as the 1989 pay raise for Congress.</w:t>
-        <w:br/>
-        <w:t>The pay raise, long forgotten in Washington, still rankles and is bitterly remembered here.</w:t>
-        <w:br/>
-        <w:t>''Of course it is,'' says Barlow. ''They'd just like us to forget.''</w:t>
-        <w:br/>
-        <w:t>Scheele, the political scientist, says some people already angry are mistaking Congress' messy budget process for ineptitude.</w:t>
-        <w:br/>
-        <w:t>''I'm a big defender of Congress and I'm a great defender of James Madison. He designed the government with so many checks and balances it should be frustrating to govern. But people just see a big deadlock,'' Scheele says.</w:t>
-        <w:br/>
-        <w:t>''I don't think you'll find much love of Congress at all, but you'll find a lot of support for the individual congressman,'' he says.</w:t>
-        <w:br/>
-        <w:t>Though few seem inclined to blame Democratic Rep. Phil Sharp, the local, seven-term incumbent, the GOP is trying to capitalize on anti-Congress sentiment. Its new billboard slogan: ''Enough is Enough.''</w:t>
-        <w:br/>
-        <w:t>Sharp's campaign is confident, but Sharp is shuttling between home and Washington as often as possible. This weekend, he attended three parades and two dinners at home.</w:t>
-        <w:br/>
-        <w:t>But there is support for President Bush in Muncie, despite polls that show his approval rating nationwide has fallen as low as 60%.</w:t>
-        <w:br/>
-        <w:t>''The president is doing OK. Congress is where to put the blame, especially right now,'' says Dave Jones, 37, a carpenter with a gold earring, who considers himself a liberal.</w:t>
-        <w:br/>
-        <w:t>Such sentiment seems to be rising across the nation.</w:t>
-        <w:br/>
-        <w:t>- Limitations on the terms politicians can serve are on the ballot next month in California, Colorado and Kansas City, Mo. One such limitation passed easily in Oklahoma last month.</w:t>
-        <w:br/>
-        <w:t>And there is some thought that voters are in a mood for a wholesale shuffling of Congress.</w:t>
-        <w:br/>
-        <w:t>Analysts wonder if the public is as angry as in 1982, when 23 incumbents lost seats in the U.S. House. The re-election rate for Congress was 98.5% in 1988.</w:t>
-        <w:br/>
-        <w:t>Back at the lunch counter, diners are serving up a heaping helping of answers, as well as complaints.</w:t>
-        <w:br/>
-        <w:t>''It seems I worked all my life and made do with what I had, cash on hand,'' says Frances May, arguing that Congress should learn to manage its finances the same way.</w:t>
-        <w:br/>
-        <w:t>''What gripes me most is Congress giving themselves a pay raise. If you elect people that are already in there, you're just asking for trouble,'' says Ferguson.</w:t>
-        <w:br/>
-        <w:t>''I can tell you how to solve this problem,'' says Frances Meyer, fresh from her weekly trip to the beauty parlor. ''They should give back that pay raise.''</w:t>
-        <w:br/>
-        <w:t>Says Roy Haney, the bow-tied, white-haired pharmacist who's been in business 36 years: ''In the morning all the world's problems get solved.''</w:t>
-        <w:br/>
-        <w:t>By supper, they're back again.</w:t>
-        <w:br/>
-        <w:t xml:space="preserve"> A visit to Muncie, Ind.</w:t>
+        <w:t>Stephen Burrows (left) is vice president of consumer awareness and education and Stephen Lambright is vice president and group executive for industry and government affairs of the Anheuser-Busch Companies Inc. They were interviewed by USA TODAY's editorial board.</w:t>
         <w:br/>
         <w:t xml:space="preserve"> </w:t>
         <w:br/>
-        <w:t xml:space="preserve"> Made famous by the ''Middletown'' sociological study published in 1929, Muncie has been used by sociologists 3 times to study typical life in the USA.</w:t>
+        <w:t>USA TODAY: Beer advertising is under fire, and a bill in Congress would slap certain restrictions on it. Do you think it will pass?</w:t>
         <w:br/>
-        <w:t>Politics: Democratic Rep. Phil Sharp has represented district since 1974, winning last race with 53% of vote; 60% voted for Bush-Quayle.</w:t>
+        <w:t>LAMBRIGHT: The Federal Trade Commission found in 1985 that there was no suggestion in the scientific literature that advertising promoted abuse and no reason to believe that it promoted underage consumption. We don't think there's a serious move in Congress. The testifiers will be the typical critics of our industry - the Center for Science in the Public Interest, whose only science, in our opinion, is in their name. They don't engage in scientific studies and they make the facts suitable to whatever they'd like to say.</w:t>
         <w:br/>
-        <w:t>Population: 79,000; 81% white.</w:t>
+        <w:t>USA TODAY: How can you be so sure that advertising doesn't influence people to drink more beer?</w:t>
         <w:br/>
-        <w:t>Schools: Three high schools, one private. Central High, 10-time state basketball champion, was model for the big-city team that lost in the movie Hoosiers.</w:t>
+        <w:t>LAMBRIGHT: If it were our intent to promote use, we have really failed because sales are flat. Our intent is to promote our Budweiser and Michelob brands vs. our competitors' brands; we have been very successful because while other companies have lost, our company consistently each year grows in sales.</w:t>
         <w:br/>
-        <w:t>College: Ball State University, founded in 1918.</w:t>
+        <w:t xml:space="preserve"> </w:t>
         <w:br/>
-        <w:t>Median home value: $ 38,400.</w:t>
+        <w:t>USA TODAY: Budweiser often advertises in college newspapers and radio spots. Doesn't that show that your company is singling out young people to pitch beer to?</w:t>
         <w:br/>
-        <w:t>Industry: Auto parts; Ball Corp. headquarters.</w:t>
+        <w:t>BURROWS: Our wholesalers, where allowed, will buy advertising in college newspapers, either what I'll call beer advertising or Know When to Say When advertising. According to the Department of Education, 67% of the college students today are over 21. So we believe that that's an appropriate place for us to be. But it's a place that we have to manage carefully because there is a mixture.</w:t>
+        <w:br/>
+        <w:t xml:space="preserve"> </w:t>
+        <w:br/>
+        <w:t>USA TODAY: What is the profile of the average beer drinker?</w:t>
+        <w:br/>
+        <w:t>BURROWS: The demographics of a beer drinker are generally men between 24 and 49. Beer drinkers, in general, tend to earn less than $ 30,000 a year.</w:t>
+        <w:br/>
+        <w:t>LAMBRIGHT: We describe them as working men and women, traditionally the blue- collar worker. There are more women drinking beer than there used to be. There are more upscale people drinking beer than there used to be.</w:t>
+        <w:br/>
+        <w:t xml:space="preserve"> </w:t>
+        <w:br/>
+        <w:t>USA TODAY: What percentage of women buy your beer?</w:t>
+        <w:br/>
+        <w:t>LAMBRIGHT: Women make up the great percentage of people who buy our beer. Men make up the greater percentage of people who drink our beer. Traditionally, you still have a great volume of beer being purchased in the supermarket when people are buying groceries. And this, in turn, results in a very high number of women making the purchase decision in the store.</w:t>
+        <w:br/>
+        <w:t xml:space="preserve"> </w:t>
+        <w:br/>
+        <w:t>USA TODAY: What other kinds of customers are you looking for?</w:t>
+        <w:br/>
+        <w:t>BURROWS: If you're old enough to drink, we'd love to have you for a customer, and we've been pretty successful at convincing 80 million people to come toward our product. However, we don't want to encourage alcohol abuse or drunk driving as a part of the marketing. And we don't want the business of an abuser or a child.</w:t>
+        <w:br/>
+        <w:t xml:space="preserve"> </w:t>
+        <w:br/>
+        <w:t>USA TODAY: Aren't people better off not drinking?</w:t>
+        <w:br/>
+        <w:t>LAMBRIGHT: There are numerous studies indicating that in certain areas of health, especially cardiovascular, a moderate user is in better shape than a non-user or an abuser. We believe our product is the beverage of moderation and that when used in moderation, it has positive health and social attributes related to it vs. non-use and abuse.</w:t>
+        <w:br/>
+        <w:t xml:space="preserve"> </w:t>
+        <w:br/>
+        <w:t>USA TODAY: Do you target market your products to minorities?</w:t>
+        <w:br/>
+        <w:t>LAMBRIGHT: A good part of that argument is aimed at billboards. It emanated out of Detroit, and a good part of that was against alcohol advertisers who were accused of aiming specifically at black, inner-city areas and taking advantage of people who were somehow more prone to a problem than anybody else. We don't believe there's an inherent evil in target marketing, and we believe that the black, inner-city community in Detroit has the ability to make a responsible decision just like any other community anywhere else. So we don't buy the argument of our critics that we are trying to take advantage of a community of people - blacks, Hispanics, women.</w:t>
+        <w:br/>
+        <w:t>BURROWS: That is a cop-out, that painting over billboards is going to solve alcohol abuse. The problems that many inner-city communities face - lack of employment and educational opportunities, poverty - are more complex than a billboard. And that is why our company has tried to be active in those communities in education, such as supporting the United Negro College Fund and the National Hispanic Scholarship Foundation.</w:t>
+        <w:br/>
+        <w:t xml:space="preserve"> </w:t>
+        <w:br/>
+        <w:t>USA TODAY: Isn't it true that alcohol abuse causes more damage in economic and in human terms than illegal drug abuse?</w:t>
+        <w:br/>
+        <w:t>BURROWS: We would not disagree that there are personal and economic losses associated with the abuse of our product. But to equate alcohol with those drugs takes emphasis off the illicit drug problem in this country. Let's deal with illicit drug use, but let's do so with a clear agenda, not by lumping the two together.</w:t>
+        <w:br/>
+        <w:t>LAMBRIGHT: If you take a person who has been stopped for driving under the influence of drugs or alcohol, no matter what they've had, their standard response is, ''Gee, I just had two beers.'' I'm not minimizing our being a part of the problem, but I think we take a little bit of a bum rap as the cover for some other problems.</w:t>
+        <w:br/>
+        <w:t xml:space="preserve"> </w:t>
+        <w:br/>
+        <w:t>USA TODAY: Some people argue that a good way to increase revenue would be to hike so-called ''sin taxes'' on alcohol. Do you agree?</w:t>
+        <w:br/>
+        <w:t>LAMBRIGHT: We already pay more taxes than we make in profit. People say that our taxes haven't been increased since 1951. That is true and false. We have not had a federal excise tax increase on beer since 1951, but since then, the states have increased our excise taxes over 700%. We are one of the most highly excise-taxed legal products in the marketplace today. We don't believe that the working-class beer drinker should be singled out to pay that tax because he enjoys a can of beer when he comes home from work as opposed to finding true, broad-based economic resolutions to the problem.</w:t>
+        <w:br/>
+        <w:br/>
+        <w:t>Notes</w:t>
+        <w:br/>
+        <w:br/>
+        <w:t>Accompanying stories; What you should tell your kids; Ads 'normalize' drinking, influence young people</w:t>
         <w:br/>
         <w:br/>
         <w:t>Graphic</w:t>
@@ -175,11 +129,7 @@
         <w:br/>
         <w:t xml:space="preserve"> </w:t>
         <w:br/>
-        <w:t>color, USA TODAY (Map, Muncie, Indiana); PHOTO; color, Mary Ann Carter (Frances May); PHOTO; color, Mary Ann Carter (Millie Abram); PHOTO; b/w, Mary Ann Carter (Muncie, Indiana, James Abrams, Howard Jarvis)</w:t>
-        <w:br/>
-        <w:t xml:space="preserve"> </w:t>
-        <w:br/>
-        <w:t>CUTLINE: MAKING DO: Frances May, at her Muncie, Ind., lunch counter: 'I made do with what I had, cash on hand.' She says Congress should learn to manage its finances the same way. CUTLINE: NO BETTER: Says Millie Abram: 'The way things look right now, it's not going to get any better.' CUTLINE: RESTORATION: In the midst of fixing up an old house, James Abrams, right, goes over aluminum siding samples with salesman Howard Jarvis.</w:t>
+        <w:t>PHOTO; b/w, David Tellez, USA TODAY (Stephen Burrows); PHOTO; b/w, David Tellez, USA TODAY (Stephen Lambright)</w:t>
       </w:r>
     </w:p>
     <w:sectPr>

--- a/example_articles/occupations/Unspecified/5.occupations_Unspecified_Other_publisher.docx
+++ b/example_articles/occupations/Unspecified/5.occupations_Unspecified_Other_publisher.docx
@@ -7,9 +7,7 @@
         <w:pStyle w:val="Heading1"/>
       </w:pPr>
       <w:r>
-        <w:t>Topic: SELLING BEER;</w:t>
-        <w:br/>
-        <w:t>Advertising doesn't promote alcohol abuse</w:t>
+        <w:t>U.S. policy evolving amid Islamist victories</w:t>
       </w:r>
     </w:p>
     <w:p>
@@ -19,17 +17,17 @@
     </w:p>
     <w:p>
       <w:r>
-        <w:t>Date: 1990-07-09</w:t>
+        <w:t>Date: 2012-07-09</w:t>
       </w:r>
     </w:p>
     <w:p>
       <w:r>
-        <w:t>Section: NEWS; Pg. 11A; Inquiry</w:t>
+        <w:t>Section: NEWS; Pg. 7A</w:t>
       </w:r>
     </w:p>
     <w:p>
       <w:r>
-        <w:t>Source file: Other publishers/Files (500) (28).DOCX</w:t>
+        <w:t>Source file: Other publishers/Files (500) (17).DOCX</w:t>
       </w:r>
     </w:p>
     <w:p>
@@ -51,77 +49,47 @@
     </w:p>
     <w:p>
       <w:r>
-        <w:t>Stephen Burrows (left) is vice president of consumer awareness and education and Stephen Lambright is vice president and group executive for industry and government affairs of the Anheuser-Busch Companies Inc. They were interviewed by USA TODAY's editorial board.</w:t>
+        <w:t>The victories of Islamic parties in Egypt and elsewhere have forced the United States to embark on an untested strategy to engage with groups that have historically been hostile to American interests, analysts say.</w:t>
         <w:br/>
-        <w:t xml:space="preserve"> </w:t>
+        <w:t>"From a U.S. perspective, we have no choice but to deal with the Muslim Brotherhood," says Shadi Hamid, an analyst at the Brookings Doha Center, a think tank in Qatar.  "I don't see what the alternative is."</w:t>
         <w:br/>
-        <w:t>USA TODAY: Beer advertising is under fire, and a bill in Congress would slap certain restrictions on it. Do you think it will pass?</w:t>
+        <w:t>In the latest triumph for Islamist groups, Mohammed Morsi of the Muslim Brotherhood was elected president in Egypt last month.</w:t>
         <w:br/>
-        <w:t>LAMBRIGHT: The Federal Trade Commission found in 1985 that there was no suggestion in the scientific literature that advertising promoted abuse and no reason to believe that it promoted underage consumption. We don't think there's a serious move in Congress. The testifiers will be the typical critics of our industry - the Center for Science in the Public Interest, whose only science, in our opinion, is in their name. They don't engage in scientific studies and they make the facts suitable to whatever they'd like to say.</w:t>
+        <w:t>Islamist groups have also emerged strong in Tunisia, where the government is led by the Islamist party Ennahda,  and in Libya, where an Islamist party ran in elections Saturday, though the results were not yet known.</w:t>
         <w:br/>
-        <w:t>USA TODAY: How can you be so sure that advertising doesn't influence people to drink more beer?</w:t>
+        <w:t>Although the U.S. has had good relations with regimes where political Islam is prevalent, such as in Saudi Arabia, its policy toward Islamist groups that are ousting long-standing regimes or pressuring them to change is evolving.</w:t>
         <w:br/>
-        <w:t>LAMBRIGHT: If it were our intent to promote use, we have really failed because sales are flat. Our intent is to promote our Budweiser and Michelob brands vs. our competitors' brands; we have been very successful because while other companies have lost, our company consistently each year grows in sales.</w:t>
+        <w:t>"There's been a sea change in U.S. policy toward the Brotherhood," says James Phillips, a Middle East analyst at the Heritage Foundation, a think tank.</w:t>
         <w:br/>
-        <w:t xml:space="preserve"> </w:t>
+        <w:t>Middle East analysts are divided over whether the Obama administration's policy is a risk that will backfire or represents a pragmatic approach to rapidly changing events in the Arab world. Much depends on how the Muslim Brotherhood is viewed: whether it is a pragmatic organization whose leaders will compromise once in power or a group of extremists who are modifying their rhetoric to disguise their true intentions, Egypt analysts say.</w:t>
         <w:br/>
-        <w:t>USA TODAY: Budweiser often advertises in college newspapers and radio spots. Doesn't that show that your company is singling out young people to pitch beer to?</w:t>
+        <w:t>The George W. Bush administration viewed the Brotherhood as a "hostile ideological force," Phillips says. The Obama administration believes it can work with the Brotherhood as a political force, he says.</w:t>
         <w:br/>
-        <w:t>BURROWS: Our wholesalers, where allowed, will buy advertising in college newspapers, either what I'll call beer advertising or Know When to Say When advertising. According to the Department of Education, 67% of the college students today are over 21. So we believe that that's an appropriate place for us to be. But it's a place that we have to manage carefully because there is a mixture.</w:t>
+        <w:t>"It certainly has become more accepting of the Brotherhood," says Daniel Serwer,  a professor at Johns Hopkins School of Advanced International Studies in Washington and a scholar at the Middle East Institute, a think tank.</w:t>
         <w:br/>
-        <w:t xml:space="preserve"> </w:t>
+        <w:t>The Muslim Brotherhood is a movement that supports political Islam and opposes Western ideals of governance, spawning Islamist movements that range from the moderate in Jordan to violent jihadists such as Hamas in Gaza. Brotherhood members are forming political parties to vie for power as Arab Spring uprisings oust longtime rulers and pressure others to open up democratically.</w:t>
         <w:br/>
-        <w:t>USA TODAY: What is the profile of the average beer drinker?</w:t>
+        <w:t>The administration may feel it has little choice but to deal with elected Brotherhood leaders in Egypt, a country that had been an ally for years under dictator Hosni Mubarak, Middle East analysts say.</w:t>
         <w:br/>
-        <w:t>BURROWS: The demographics of a beer drinker are generally men between 24 and 49. Beer drinkers, in general, tend to earn less than $ 30,000 a year.</w:t>
+        <w:t>White House spokesman Jay Carney has said the Obama administration has "broadened our engagement" with emerging parties in Egypt. Administration officials have met with Muslim Brotherhood leaders, and Carney says the White House will judge such leaders on how they act, not on their religious affiliation.</w:t>
         <w:br/>
-        <w:t>LAMBRIGHT: We describe them as working men and women, traditionally the blue- collar worker. There are more women drinking beer than there used to be. There are more upscale people drinking beer than there used to be.</w:t>
+        <w:t>Some question what engagement will bring, especially on matters of importance such as terrorism and Israel's security.</w:t>
         <w:br/>
-        <w:t xml:space="preserve"> </w:t>
+        <w:t>The Muslim Brotherhood's leadership has said it supports Egypt's international treaties -- the peace treaty with Israel being one -- but some Brotherhood leaders have suggested the treaty should be reviewed.</w:t>
         <w:br/>
-        <w:t>USA TODAY: What percentage of women buy your beer?</w:t>
+        <w:t>"They're hostile in the long run to peaceful coexistence with Israel," Phillips says.</w:t>
         <w:br/>
-        <w:t>LAMBRIGHT: Women make up the great percentage of people who buy our beer. Men make up the greater percentage of people who drink our beer. Traditionally, you still have a great volume of beer being purchased in the supermarket when people are buying groceries. And this, in turn, results in a very high number of women making the purchase decision in the store.</w:t>
+        <w:t>It is not clear that a Muslim Brotherhood government in Egypt would cooperate with the U.S. on combating terrorism. Hamas, which the U.S. and Europe consider a terrorist organization, is a Brotherhood offshoot that continues to allow the firing of missiles into Israel.</w:t>
         <w:br/>
-        <w:t xml:space="preserve"> </w:t>
+        <w:t>"It's not going to be business as usual," Hamid says. "They're not going to go along with U.S. objectives and interests as Mubarak did."</w:t>
         <w:br/>
-        <w:t>USA TODAY: What other kinds of customers are you looking for?</w:t>
+        <w:t>The Brotherhood's political agenda has not been made clear. Its platform during the campaign for the parliament and the presidency consisted of calls to elevate Islamic traditions, end corruption and repression and boost the standing of Egypt's impoverished millions. Its religious platform and rhetoric appealed to working-class and poor Egyptians in a way that non-religious parties and liberal politicians from the city never could, some analysts say.</w:t>
         <w:br/>
-        <w:t>BURROWS: If you're old enough to drink, we'd love to have you for a customer, and we've been pretty successful at convincing 80 million people to come toward our product. However, we don't want to encourage alcohol abuse or drunk driving as a part of the marketing. And we don't want the business of an abuser or a child.</w:t>
+        <w:t>The liberals are popular in the cities "but have trouble connecting with ordinary Egyptians," Hamid says.</w:t>
         <w:br/>
-        <w:t xml:space="preserve"> </w:t>
+        <w:t>Some say the Muslim Brotherhood's commitment to democracy extends only to winning power and its intent is to impose strict Islamic justice at home and a new hostility toward Israel abroad.</w:t>
         <w:br/>
-        <w:t>USA TODAY: Aren't people better off not drinking?</w:t>
-        <w:br/>
-        <w:t>LAMBRIGHT: There are numerous studies indicating that in certain areas of health, especially cardiovascular, a moderate user is in better shape than a non-user or an abuser. We believe our product is the beverage of moderation and that when used in moderation, it has positive health and social attributes related to it vs. non-use and abuse.</w:t>
-        <w:br/>
-        <w:t xml:space="preserve"> </w:t>
-        <w:br/>
-        <w:t>USA TODAY: Do you target market your products to minorities?</w:t>
-        <w:br/>
-        <w:t>LAMBRIGHT: A good part of that argument is aimed at billboards. It emanated out of Detroit, and a good part of that was against alcohol advertisers who were accused of aiming specifically at black, inner-city areas and taking advantage of people who were somehow more prone to a problem than anybody else. We don't believe there's an inherent evil in target marketing, and we believe that the black, inner-city community in Detroit has the ability to make a responsible decision just like any other community anywhere else. So we don't buy the argument of our critics that we are trying to take advantage of a community of people - blacks, Hispanics, women.</w:t>
-        <w:br/>
-        <w:t>BURROWS: That is a cop-out, that painting over billboards is going to solve alcohol abuse. The problems that many inner-city communities face - lack of employment and educational opportunities, poverty - are more complex than a billboard. And that is why our company has tried to be active in those communities in education, such as supporting the United Negro College Fund and the National Hispanic Scholarship Foundation.</w:t>
-        <w:br/>
-        <w:t xml:space="preserve"> </w:t>
-        <w:br/>
-        <w:t>USA TODAY: Isn't it true that alcohol abuse causes more damage in economic and in human terms than illegal drug abuse?</w:t>
-        <w:br/>
-        <w:t>BURROWS: We would not disagree that there are personal and economic losses associated with the abuse of our product. But to equate alcohol with those drugs takes emphasis off the illicit drug problem in this country. Let's deal with illicit drug use, but let's do so with a clear agenda, not by lumping the two together.</w:t>
-        <w:br/>
-        <w:t>LAMBRIGHT: If you take a person who has been stopped for driving under the influence of drugs or alcohol, no matter what they've had, their standard response is, ''Gee, I just had two beers.'' I'm not minimizing our being a part of the problem, but I think we take a little bit of a bum rap as the cover for some other problems.</w:t>
-        <w:br/>
-        <w:t xml:space="preserve"> </w:t>
-        <w:br/>
-        <w:t>USA TODAY: Some people argue that a good way to increase revenue would be to hike so-called ''sin taxes'' on alcohol. Do you agree?</w:t>
-        <w:br/>
-        <w:t>LAMBRIGHT: We already pay more taxes than we make in profit. People say that our taxes haven't been increased since 1951. That is true and false. We have not had a federal excise tax increase on beer since 1951, but since then, the states have increased our excise taxes over 700%. We are one of the most highly excise-taxed legal products in the marketplace today. We don't believe that the working-class beer drinker should be singled out to pay that tax because he enjoys a can of beer when he comes home from work as opposed to finding true, broad-based economic resolutions to the problem.</w:t>
-        <w:br/>
-        <w:br/>
-        <w:t>Notes</w:t>
-        <w:br/>
-        <w:br/>
-        <w:t>Accompanying stories; What you should tell your kids; Ads 'normalize' drinking, influence young people</w:t>
+        <w:t xml:space="preserve">"They made a tactical decision to use the democratic system to seize power," Phillips says. "Their long-term goals are still very radical." </w:t>
         <w:br/>
         <w:br/>
         <w:t>Graphic</w:t>
@@ -129,7 +97,7 @@
         <w:br/>
         <w:t xml:space="preserve"> </w:t>
         <w:br/>
-        <w:t>PHOTO; b/w, David Tellez, USA TODAY (Stephen Burrows); PHOTO; b/w, David Tellez, USA TODAY (Stephen Lambright)</w:t>
+        <w:t>photo By Mohammed Abd El Moaty, Egyptian Presidency, via AP Egypt's new president: Mohammed Morsi, shown at a military ceremony last week, challenged the nation's military leaders Sunday by calling for the Islamist-controlled parliament to reconvene.</w:t>
       </w:r>
     </w:p>
     <w:sectPr>
